--- a/вкр/Исправленный текст выступления (соответствует порядку слайдов в презентации).docx
+++ b/вкр/Исправленный текст выступления (соответствует порядку слайдов в презентации).docx
@@ -4,7 +4,7 @@
   <w:body>
     <w:p>
       <w:pPr>
-        <w:spacing w:line="240" w:lineRule="auto"/>
+        <w:spacing w:before="0" w:after="0" w:line="240" w:lineRule="auto"/>
         <w:rPr>
           <w:sz w:val="28"/>
           <w:szCs w:val="28"/>
@@ -45,7 +45,7 @@
     </w:p>
     <w:p>
       <w:pPr>
-        <w:spacing w:line="240" w:lineRule="auto"/>
+        <w:spacing w:before="0" w:after="0" w:line="240" w:lineRule="auto"/>
         <w:rPr>
           <w:sz w:val="28"/>
           <w:szCs w:val="28"/>
@@ -70,7 +70,7 @@
     </w:p>
     <w:p>
       <w:pPr>
-        <w:spacing w:line="240" w:lineRule="auto"/>
+        <w:spacing w:before="0" w:after="0" w:line="240" w:lineRule="auto"/>
         <w:rPr>
           <w:sz w:val="28"/>
           <w:szCs w:val="28"/>
@@ -86,7 +86,7 @@
     </w:p>
     <w:p>
       <w:pPr>
-        <w:spacing w:line="240" w:lineRule="auto"/>
+        <w:spacing w:before="0" w:after="0" w:line="240" w:lineRule="auto"/>
         <w:rPr>
           <w:sz w:val="28"/>
           <w:szCs w:val="28"/>
@@ -109,7 +109,7 @@
     </w:p>
     <w:p>
       <w:pPr>
-        <w:spacing w:line="240" w:lineRule="auto"/>
+        <w:spacing w:before="0" w:after="0" w:line="240" w:lineRule="auto"/>
         <w:rPr>
           <w:sz w:val="28"/>
           <w:szCs w:val="28"/>
@@ -166,45 +166,395 @@
     </w:p>
     <w:p>
       <w:pPr>
-        <w:spacing w:line="240" w:lineRule="auto"/>
-        <w:rPr>
-          <w:sz w:val="28"/>
-          <w:szCs w:val="28"/>
-        </w:rPr>
-      </w:pPr>
-      <w:r>
-        <w:rPr>
-          <w:b/>
-          <w:bCs/>
+        <w:spacing w:before="0" w:after="0" w:line="240" w:lineRule="auto"/>
+        <w:rPr>
+          <w:sz w:val="28"/>
+          <w:szCs w:val="28"/>
+        </w:rPr>
+      </w:pPr>
+      <w:r>
+        <w:rPr>
+          <w:b/>
+          <w:bCs/>
+          <w:sz w:val="28"/>
+          <w:szCs w:val="28"/>
+        </w:rPr>
+        <w:t xml:space="preserve">Слайд 4: Существующие </w:t>
+      </w:r>
+      <w:r>
+        <w:rPr>
+          <w:b/>
+          <w:bCs/>
+          <w:sz w:val="28"/>
+          <w:szCs w:val="28"/>
+        </w:rPr>
+        <w:t>решения.</w:t>
+      </w:r>
+      <w:r>
+        <w:rPr>
+          <w:sz w:val="28"/>
+          <w:szCs w:val="28"/>
+        </w:rPr>
+        <w:t xml:space="preserve"> На рынке существуют известные аналоги, такие как </w:t>
+      </w:r>
+      <w:proofErr w:type="spellStart"/>
+      <w:r>
+        <w:rPr>
+          <w:sz w:val="28"/>
+          <w:szCs w:val="28"/>
+        </w:rPr>
+        <w:t>Affectiva</w:t>
+      </w:r>
+      <w:proofErr w:type="spellEnd"/>
+      <w:r>
+        <w:rPr>
+          <w:sz w:val="28"/>
+          <w:szCs w:val="28"/>
+        </w:rPr>
+        <w:t xml:space="preserve">, </w:t>
+      </w:r>
+      <w:proofErr w:type="spellStart"/>
+      <w:r>
+        <w:rPr>
+          <w:sz w:val="28"/>
+          <w:szCs w:val="28"/>
+        </w:rPr>
+        <w:t>Beyond</w:t>
+      </w:r>
+      <w:proofErr w:type="spellEnd"/>
+      <w:r>
+        <w:rPr>
+          <w:sz w:val="28"/>
+          <w:szCs w:val="28"/>
+        </w:rPr>
+        <w:t xml:space="preserve"> </w:t>
+      </w:r>
+      <w:proofErr w:type="spellStart"/>
+      <w:r>
+        <w:rPr>
+          <w:sz w:val="28"/>
+          <w:szCs w:val="28"/>
+        </w:rPr>
+        <w:t>Verbal</w:t>
+      </w:r>
+      <w:proofErr w:type="spellEnd"/>
+      <w:r>
+        <w:rPr>
+          <w:sz w:val="28"/>
+          <w:szCs w:val="28"/>
+        </w:rPr>
+        <w:t xml:space="preserve"> и </w:t>
+      </w:r>
+      <w:proofErr w:type="spellStart"/>
+      <w:r>
+        <w:rPr>
+          <w:sz w:val="28"/>
+          <w:szCs w:val="28"/>
+        </w:rPr>
+        <w:t>Emotient</w:t>
+      </w:r>
+      <w:proofErr w:type="spellEnd"/>
+      <w:r>
+        <w:rPr>
+          <w:sz w:val="28"/>
+          <w:szCs w:val="28"/>
+        </w:rPr>
+        <w:t xml:space="preserve">. Однако они имеют ряд существенных недостатков. </w:t>
+      </w:r>
+      <w:r>
+        <w:rPr>
           <w:sz w:val="28"/>
           <w:szCs w:val="28"/>
         </w:rPr>
         <w:lastRenderedPageBreak/>
-        <w:t xml:space="preserve">Слайд 4: Существующие </w:t>
-      </w:r>
-      <w:r>
-        <w:rPr>
-          <w:b/>
-          <w:bCs/>
-          <w:sz w:val="28"/>
-          <w:szCs w:val="28"/>
-        </w:rPr>
-        <w:t>решения.</w:t>
-      </w:r>
-      <w:r>
-        <w:rPr>
-          <w:sz w:val="28"/>
-          <w:szCs w:val="28"/>
-        </w:rPr>
-        <w:t xml:space="preserve"> На рынке существуют известные аналоги, такие как </w:t>
-      </w:r>
-      <w:proofErr w:type="spellStart"/>
-      <w:r>
-        <w:rPr>
-          <w:sz w:val="28"/>
-          <w:szCs w:val="28"/>
-        </w:rPr>
-        <w:t>Affectiva</w:t>
+        <w:t>Системы компьютерного зрения не учитывают голос, аудиосистемы игнорируют мимику. Коммерческие мультимодальные решения стоят дорого, не адаптированы под российские HR-сценарии и не гарантируют соблюдение законодательства РФ. Разрабатываемая система лишена этих недостатков: она специализирована под HR, использует открытый технологический стек без лицензионных отчислений и обеспечивает локальную обработку данных.</w:t>
+      </w:r>
+    </w:p>
+    <w:p>
+      <w:pPr>
+        <w:spacing w:before="0" w:after="0" w:line="240" w:lineRule="auto"/>
+        <w:rPr>
+          <w:sz w:val="28"/>
+          <w:szCs w:val="28"/>
+        </w:rPr>
+      </w:pPr>
+      <w:r>
+        <w:rPr>
+          <w:b/>
+          <w:bCs/>
+          <w:sz w:val="28"/>
+          <w:szCs w:val="28"/>
+        </w:rPr>
+        <w:t xml:space="preserve">Слайд 5: </w:t>
+      </w:r>
+      <w:r>
+        <w:rPr>
+          <w:b/>
+          <w:bCs/>
+          <w:sz w:val="28"/>
+          <w:szCs w:val="28"/>
+        </w:rPr>
+        <w:t>BPMN-диаграмма.</w:t>
+      </w:r>
+      <w:r>
+        <w:rPr>
+          <w:sz w:val="28"/>
+          <w:szCs w:val="28"/>
+        </w:rPr>
+        <w:t xml:space="preserve"> Для формализации бизнес-процесса была построена BPMN-диаграмма. Она отражает целевой процесс оценки кандидата с использованием системы. Процесс начинается с постановки задачи руководителем. HR-специалист аутентифицируется, создаёт сессию и получает согласие кандидата на обработку данных. Далее система в автоматическом режиме собирает мультимодальные данные, анализирует их и формирует отчёт. На основе этого отчёта HR-специалист принимает объективное решение и уведомляет руководителя.</w:t>
+      </w:r>
+    </w:p>
+    <w:p>
+      <w:pPr>
+        <w:spacing w:before="0" w:after="0" w:line="240" w:lineRule="auto"/>
+        <w:rPr>
+          <w:sz w:val="28"/>
+          <w:szCs w:val="28"/>
+        </w:rPr>
+      </w:pPr>
+      <w:r>
+        <w:rPr>
+          <w:b/>
+          <w:bCs/>
+          <w:sz w:val="28"/>
+          <w:szCs w:val="28"/>
+        </w:rPr>
+        <w:t xml:space="preserve">Слайд 6: </w:t>
+      </w:r>
+      <w:r>
+        <w:rPr>
+          <w:b/>
+          <w:bCs/>
+          <w:sz w:val="28"/>
+          <w:szCs w:val="28"/>
+        </w:rPr>
+        <w:t>IDEF0-диаграмма</w:t>
+      </w:r>
+      <w:r>
+        <w:rPr>
+          <w:sz w:val="28"/>
+          <w:szCs w:val="28"/>
+        </w:rPr>
+        <w:t xml:space="preserve"> на</w:t>
+      </w:r>
+      <w:r>
+        <w:rPr>
+          <w:sz w:val="28"/>
+          <w:szCs w:val="28"/>
+        </w:rPr>
+        <w:t xml:space="preserve"> функциональном уровне система представлена в виде IDEF0-диаграммы верхнего уровня. Входами в систему являются пользовательские запросы, список участников и конфигурация анализа. Управляющими факторами выступают нормативные документы (ФЗ-152) и алгоритмы детекции. Механизмами реализации являются серверная инфраструктура, клиентские устройства и сам пользователь. Единственным выходом системы является структурированный аналитический отчёт.</w:t>
+      </w:r>
+    </w:p>
+    <w:p>
+      <w:pPr>
+        <w:spacing w:before="0" w:after="0" w:line="240" w:lineRule="auto"/>
+        <w:rPr>
+          <w:sz w:val="28"/>
+          <w:szCs w:val="28"/>
+        </w:rPr>
+      </w:pPr>
+      <w:r>
+        <w:rPr>
+          <w:b/>
+          <w:bCs/>
+          <w:sz w:val="28"/>
+          <w:szCs w:val="28"/>
+        </w:rPr>
+        <w:t xml:space="preserve">Слайд 7: Декомпозиция </w:t>
+      </w:r>
+      <w:r>
+        <w:rPr>
+          <w:b/>
+          <w:bCs/>
+          <w:sz w:val="28"/>
+          <w:szCs w:val="28"/>
+        </w:rPr>
+        <w:t>IDEF0</w:t>
+      </w:r>
+      <w:r>
+        <w:rPr>
+          <w:sz w:val="28"/>
+          <w:szCs w:val="28"/>
+        </w:rPr>
+        <w:t xml:space="preserve"> для</w:t>
+      </w:r>
+      <w:r>
+        <w:rPr>
+          <w:sz w:val="28"/>
+          <w:szCs w:val="28"/>
+        </w:rPr>
+        <w:t xml:space="preserve"> детализации была выполнена декомпозиция на четыре ключевых подпроцесса. </w:t>
+      </w:r>
+      <w:r>
+        <w:rPr>
+          <w:sz w:val="28"/>
+          <w:szCs w:val="28"/>
+        </w:rPr>
+        <w:lastRenderedPageBreak/>
+        <w:t xml:space="preserve">Блок A1 отвечает за проведение сессии и первичный захват </w:t>
+      </w:r>
+      <w:proofErr w:type="spellStart"/>
+      <w:r>
+        <w:rPr>
+          <w:sz w:val="28"/>
+          <w:szCs w:val="28"/>
+        </w:rPr>
+        <w:t>медиапотоков</w:t>
+      </w:r>
+      <w:proofErr w:type="spellEnd"/>
+      <w:r>
+        <w:rPr>
+          <w:sz w:val="28"/>
+          <w:szCs w:val="28"/>
+        </w:rPr>
+        <w:t>. Блок A2 выполняет предобработку данных: нормализацию кадров и извлечение акустических признаков. Блок A3 — это ядро системы, где происходит непосредственный анализ данных нейросетевыми моделями. И блок A4 отвечает за интерпретацию результатов, их агрегацию и формирование итогового отчёта.</w:t>
+      </w:r>
+    </w:p>
+    <w:p>
+      <w:pPr>
+        <w:spacing w:before="0" w:after="0" w:line="240" w:lineRule="auto"/>
+        <w:rPr>
+          <w:sz w:val="28"/>
+          <w:szCs w:val="28"/>
+        </w:rPr>
+      </w:pPr>
+      <w:r>
+        <w:rPr>
+          <w:b/>
+          <w:bCs/>
+          <w:sz w:val="28"/>
+          <w:szCs w:val="28"/>
+        </w:rPr>
+        <w:t>Слайд 8: DFD-диаграмма</w:t>
+      </w:r>
+      <w:r>
+        <w:rPr>
+          <w:sz w:val="28"/>
+          <w:szCs w:val="28"/>
+        </w:rPr>
+        <w:t xml:space="preserve"> Потоки данных между компонентами системы отражены на DFD-диаграмме. Сырые данные с камеры и микрофона поступают в процесс сбора, затем передаются на обработку для извлечения признаков, после чего направляются в процесс анализа. Результаты анализа сохраняются в хранилище данных и передаются в модуль формирования отчёта, который выдаёт итоговый документ HR-менеджеру.</w:t>
+      </w:r>
+    </w:p>
+    <w:p>
+      <w:pPr>
+        <w:spacing w:before="0" w:after="0" w:line="240" w:lineRule="auto"/>
+        <w:rPr>
+          <w:sz w:val="28"/>
+          <w:szCs w:val="28"/>
+        </w:rPr>
+      </w:pPr>
+      <w:r>
+        <w:rPr>
+          <w:b/>
+          <w:bCs/>
+          <w:sz w:val="28"/>
+          <w:szCs w:val="28"/>
+        </w:rPr>
+        <w:t>Слайды 9 и 10: ER-модель и Логическая модель БД</w:t>
+      </w:r>
+      <w:r>
+        <w:rPr>
+          <w:sz w:val="28"/>
+          <w:szCs w:val="28"/>
+        </w:rPr>
+        <w:t xml:space="preserve"> хранения данных спроектирована реляционная база данных на </w:t>
+      </w:r>
+      <w:proofErr w:type="spellStart"/>
+      <w:r>
+        <w:rPr>
+          <w:sz w:val="28"/>
+          <w:szCs w:val="28"/>
+        </w:rPr>
+        <w:t>PostgreSQL</w:t>
+      </w:r>
+      <w:proofErr w:type="spellEnd"/>
+      <w:r>
+        <w:rPr>
+          <w:sz w:val="28"/>
+          <w:szCs w:val="28"/>
+        </w:rPr>
+        <w:t xml:space="preserve">. На слайдах представлены ER-диаграмма и логическая модель. Ключевые сущности: пользователи, сессии, участники и события аналитики. Особенностью модели является использование типа JSONB для хранения разнородных сырых данных от ИИ-моделей (координаты лиц, вероятности эмоций, текстовые </w:t>
+      </w:r>
+      <w:proofErr w:type="spellStart"/>
+      <w:r>
+        <w:rPr>
+          <w:sz w:val="28"/>
+          <w:szCs w:val="28"/>
+        </w:rPr>
+        <w:t>сниппеты</w:t>
+      </w:r>
+      <w:proofErr w:type="spellEnd"/>
+      <w:r>
+        <w:rPr>
+          <w:sz w:val="28"/>
+          <w:szCs w:val="28"/>
+        </w:rPr>
+        <w:t>). Это позволяет гибко масштабировать аналитику без необходимости изменения схемы базы данных при обновлении моделей ИИ.</w:t>
+      </w:r>
+    </w:p>
+    <w:p>
+      <w:pPr>
+        <w:spacing w:before="0" w:after="0" w:line="240" w:lineRule="auto"/>
+        <w:rPr>
+          <w:sz w:val="28"/>
+          <w:szCs w:val="28"/>
+        </w:rPr>
+      </w:pPr>
+      <w:r>
+        <w:rPr>
+          <w:b/>
+          <w:bCs/>
+          <w:sz w:val="28"/>
+          <w:szCs w:val="28"/>
+        </w:rPr>
+        <w:t xml:space="preserve">Слайд 11: Средства и технологии </w:t>
+      </w:r>
+      <w:r>
+        <w:rPr>
+          <w:b/>
+          <w:bCs/>
+          <w:sz w:val="28"/>
+          <w:szCs w:val="28"/>
+        </w:rPr>
+        <w:t>разработки.</w:t>
+      </w:r>
+      <w:r>
+        <w:rPr>
+          <w:sz w:val="28"/>
+          <w:szCs w:val="28"/>
+        </w:rPr>
+        <w:t xml:space="preserve"> </w:t>
+      </w:r>
+      <w:r>
+        <w:rPr>
+          <w:sz w:val="28"/>
+          <w:szCs w:val="28"/>
+        </w:rPr>
+        <w:t>Перейдём к выбору средств разработки.</w:t>
+      </w:r>
+    </w:p>
+    <w:p>
+      <w:pPr>
+        <w:spacing w:before="0" w:after="0" w:line="240" w:lineRule="auto"/>
+        <w:rPr>
+          <w:sz w:val="28"/>
+          <w:szCs w:val="28"/>
+        </w:rPr>
+      </w:pPr>
+      <w:r>
+        <w:rPr>
+          <w:sz w:val="28"/>
+          <w:szCs w:val="28"/>
+        </w:rPr>
+        <w:t xml:space="preserve">Для клиентской части рассматривались </w:t>
+      </w:r>
+      <w:proofErr w:type="spellStart"/>
+      <w:r>
+        <w:rPr>
+          <w:sz w:val="28"/>
+          <w:szCs w:val="28"/>
+        </w:rPr>
+        <w:t>React</w:t>
       </w:r>
       <w:proofErr w:type="spellEnd"/>
       <w:r>
@@ -220,9 +570,298 @@
           <w:sz w:val="28"/>
           <w:szCs w:val="28"/>
         </w:rPr>
-        <w:t>Beyond</w:t>
-      </w:r>
-      <w:proofErr w:type="spellEnd"/>
+        <w:t>Angular</w:t>
+      </w:r>
+      <w:proofErr w:type="spellEnd"/>
+      <w:r>
+        <w:rPr>
+          <w:sz w:val="28"/>
+          <w:szCs w:val="28"/>
+        </w:rPr>
+        <w:t xml:space="preserve"> и Vue.js. Выбор был сделан в пользу </w:t>
+      </w:r>
+      <w:proofErr w:type="spellStart"/>
+      <w:r>
+        <w:rPr>
+          <w:sz w:val="28"/>
+          <w:szCs w:val="28"/>
+        </w:rPr>
+        <w:t>React</w:t>
+      </w:r>
+      <w:proofErr w:type="spellEnd"/>
+      <w:r>
+        <w:rPr>
+          <w:sz w:val="28"/>
+          <w:szCs w:val="28"/>
+        </w:rPr>
+        <w:t xml:space="preserve"> совместно с </w:t>
+      </w:r>
+      <w:proofErr w:type="spellStart"/>
+      <w:r>
+        <w:rPr>
+          <w:sz w:val="28"/>
+          <w:szCs w:val="28"/>
+        </w:rPr>
+        <w:t>TypeScript</w:t>
+      </w:r>
+      <w:proofErr w:type="spellEnd"/>
+      <w:r>
+        <w:rPr>
+          <w:sz w:val="28"/>
+          <w:szCs w:val="28"/>
+        </w:rPr>
+        <w:t xml:space="preserve"> и </w:t>
+      </w:r>
+      <w:proofErr w:type="spellStart"/>
+      <w:r>
+        <w:rPr>
+          <w:sz w:val="28"/>
+          <w:szCs w:val="28"/>
+        </w:rPr>
+        <w:t>Vite</w:t>
+      </w:r>
+      <w:proofErr w:type="spellEnd"/>
+      <w:r>
+        <w:rPr>
+          <w:sz w:val="28"/>
+          <w:szCs w:val="28"/>
+        </w:rPr>
+        <w:t xml:space="preserve">, </w:t>
+      </w:r>
+      <w:r>
+        <w:rPr>
+          <w:sz w:val="28"/>
+          <w:szCs w:val="28"/>
+        </w:rPr>
+        <w:lastRenderedPageBreak/>
+        <w:t xml:space="preserve">поскольку </w:t>
+      </w:r>
+      <w:proofErr w:type="spellStart"/>
+      <w:r>
+        <w:rPr>
+          <w:sz w:val="28"/>
+          <w:szCs w:val="28"/>
+        </w:rPr>
+        <w:t>React</w:t>
+      </w:r>
+      <w:proofErr w:type="spellEnd"/>
+      <w:r>
+        <w:rPr>
+          <w:sz w:val="28"/>
+          <w:szCs w:val="28"/>
+        </w:rPr>
+        <w:t xml:space="preserve"> обладает развитой экосистемой, поддерживает компонентный подход к разработке, </w:t>
+      </w:r>
+      <w:proofErr w:type="spellStart"/>
+      <w:r>
+        <w:rPr>
+          <w:sz w:val="28"/>
+          <w:szCs w:val="28"/>
+        </w:rPr>
+        <w:t>TypeScript</w:t>
+      </w:r>
+      <w:proofErr w:type="spellEnd"/>
+      <w:r>
+        <w:rPr>
+          <w:sz w:val="28"/>
+          <w:szCs w:val="28"/>
+        </w:rPr>
+        <w:t xml:space="preserve"> обеспечивает строгую типизацию, а </w:t>
+      </w:r>
+      <w:proofErr w:type="spellStart"/>
+      <w:r>
+        <w:rPr>
+          <w:sz w:val="28"/>
+          <w:szCs w:val="28"/>
+        </w:rPr>
+        <w:t>Vite</w:t>
+      </w:r>
+      <w:proofErr w:type="spellEnd"/>
+      <w:r>
+        <w:rPr>
+          <w:sz w:val="28"/>
+          <w:szCs w:val="28"/>
+        </w:rPr>
+        <w:t xml:space="preserve"> позволяет ускорить процесс сборки и отладки приложения.</w:t>
+      </w:r>
+    </w:p>
+    <w:p>
+      <w:pPr>
+        <w:spacing w:before="0" w:after="0" w:line="240" w:lineRule="auto"/>
+        <w:rPr>
+          <w:sz w:val="28"/>
+          <w:szCs w:val="28"/>
+        </w:rPr>
+      </w:pPr>
+      <w:r>
+        <w:rPr>
+          <w:sz w:val="28"/>
+          <w:szCs w:val="28"/>
+        </w:rPr>
+        <w:t xml:space="preserve">Для серверной части анализировались Node.js, Go и </w:t>
+      </w:r>
+      <w:proofErr w:type="spellStart"/>
+      <w:r>
+        <w:rPr>
+          <w:sz w:val="28"/>
+          <w:szCs w:val="28"/>
+        </w:rPr>
+        <w:t>Rust</w:t>
+      </w:r>
+      <w:proofErr w:type="spellEnd"/>
+      <w:r>
+        <w:rPr>
+          <w:sz w:val="28"/>
+          <w:szCs w:val="28"/>
+        </w:rPr>
+        <w:t xml:space="preserve">. В результате был выбран язык Go с использованием фреймворка </w:t>
+      </w:r>
+      <w:proofErr w:type="spellStart"/>
+      <w:r>
+        <w:rPr>
+          <w:sz w:val="28"/>
+          <w:szCs w:val="28"/>
+        </w:rPr>
+        <w:t>Gin</w:t>
+      </w:r>
+      <w:proofErr w:type="spellEnd"/>
+      <w:r>
+        <w:rPr>
+          <w:sz w:val="28"/>
+          <w:szCs w:val="28"/>
+        </w:rPr>
+        <w:t>. Основными причинами стали высокая производительность, эффективная работа с большим количеством конкурентных соединений и удобство развёртывания приложения в виде единого исполняемого файла.</w:t>
+      </w:r>
+    </w:p>
+    <w:p>
+      <w:pPr>
+        <w:spacing w:before="0" w:after="0" w:line="240" w:lineRule="auto"/>
+        <w:rPr>
+          <w:sz w:val="28"/>
+          <w:szCs w:val="28"/>
+        </w:rPr>
+      </w:pPr>
+      <w:r>
+        <w:rPr>
+          <w:sz w:val="28"/>
+          <w:szCs w:val="28"/>
+        </w:rPr>
+        <w:t xml:space="preserve">Для реализации модулей искусственного интеллекта использовался Python как основной язык разработки систем машинного обучения. В работе применялись библиотеки </w:t>
+      </w:r>
+      <w:proofErr w:type="spellStart"/>
+      <w:r>
+        <w:rPr>
+          <w:sz w:val="28"/>
+          <w:szCs w:val="28"/>
+        </w:rPr>
+        <w:t>OpenCV</w:t>
+      </w:r>
+      <w:proofErr w:type="spellEnd"/>
+      <w:r>
+        <w:rPr>
+          <w:sz w:val="28"/>
+          <w:szCs w:val="28"/>
+        </w:rPr>
+        <w:t xml:space="preserve"> для обработки изображений и </w:t>
+      </w:r>
+      <w:proofErr w:type="spellStart"/>
+      <w:r>
+        <w:rPr>
+          <w:sz w:val="28"/>
+          <w:szCs w:val="28"/>
+        </w:rPr>
+        <w:t>FastAPI</w:t>
+      </w:r>
+      <w:proofErr w:type="spellEnd"/>
+      <w:r>
+        <w:rPr>
+          <w:sz w:val="28"/>
+          <w:szCs w:val="28"/>
+        </w:rPr>
+        <w:t xml:space="preserve"> для организации взаимодействия между сервисами.</w:t>
+      </w:r>
+    </w:p>
+    <w:p>
+      <w:pPr>
+        <w:spacing w:before="0" w:after="0" w:line="240" w:lineRule="auto"/>
+        <w:rPr>
+          <w:sz w:val="28"/>
+          <w:szCs w:val="28"/>
+        </w:rPr>
+      </w:pPr>
+      <w:r>
+        <w:rPr>
+          <w:sz w:val="28"/>
+          <w:szCs w:val="28"/>
+        </w:rPr>
+        <w:t xml:space="preserve">В качестве системы управления базами данных рассматривались </w:t>
+      </w:r>
+      <w:proofErr w:type="spellStart"/>
+      <w:r>
+        <w:rPr>
+          <w:sz w:val="28"/>
+          <w:szCs w:val="28"/>
+        </w:rPr>
+        <w:t>PostgreSQL</w:t>
+      </w:r>
+      <w:proofErr w:type="spellEnd"/>
+      <w:r>
+        <w:rPr>
+          <w:sz w:val="28"/>
+          <w:szCs w:val="28"/>
+        </w:rPr>
+        <w:t xml:space="preserve">, </w:t>
+      </w:r>
+      <w:proofErr w:type="spellStart"/>
+      <w:r>
+        <w:rPr>
+          <w:sz w:val="28"/>
+          <w:szCs w:val="28"/>
+        </w:rPr>
+        <w:t>MongoDB</w:t>
+      </w:r>
+      <w:proofErr w:type="spellEnd"/>
+      <w:r>
+        <w:rPr>
+          <w:sz w:val="28"/>
+          <w:szCs w:val="28"/>
+        </w:rPr>
+        <w:t xml:space="preserve"> и MySQL. Выбор был сделан в пользу </w:t>
+      </w:r>
+      <w:proofErr w:type="spellStart"/>
+      <w:r>
+        <w:rPr>
+          <w:sz w:val="28"/>
+          <w:szCs w:val="28"/>
+        </w:rPr>
+        <w:t>PostgreSQL</w:t>
+      </w:r>
+      <w:proofErr w:type="spellEnd"/>
+      <w:r>
+        <w:rPr>
+          <w:sz w:val="28"/>
+          <w:szCs w:val="28"/>
+        </w:rPr>
+        <w:t xml:space="preserve"> благодаря поддержке JSONB и надёжным механизмам обеспечения целостности данных.</w:t>
+      </w:r>
+    </w:p>
+    <w:p>
+      <w:pPr>
+        <w:spacing w:before="0" w:after="0" w:line="240" w:lineRule="auto"/>
+        <w:rPr>
+          <w:sz w:val="28"/>
+          <w:szCs w:val="28"/>
+        </w:rPr>
+      </w:pPr>
+      <w:r>
+        <w:rPr>
+          <w:b/>
+          <w:bCs/>
+          <w:sz w:val="28"/>
+          <w:szCs w:val="28"/>
+        </w:rPr>
+        <w:t>Слайд 12: Обоснование выбора моделей ИИ</w:t>
+      </w:r>
       <w:r>
         <w:rPr>
           <w:sz w:val="28"/>
@@ -230,112 +869,108 @@
         </w:rPr>
         <w:t xml:space="preserve"> </w:t>
       </w:r>
-      <w:proofErr w:type="spellStart"/>
-      <w:r>
-        <w:rPr>
-          <w:sz w:val="28"/>
-          <w:szCs w:val="28"/>
-        </w:rPr>
-        <w:t>Verbal</w:t>
-      </w:r>
-      <w:proofErr w:type="spellEnd"/>
-      <w:r>
-        <w:rPr>
-          <w:sz w:val="28"/>
-          <w:szCs w:val="28"/>
-        </w:rPr>
-        <w:t xml:space="preserve"> и </w:t>
-      </w:r>
-      <w:proofErr w:type="spellStart"/>
-      <w:r>
-        <w:rPr>
-          <w:sz w:val="28"/>
-          <w:szCs w:val="28"/>
-        </w:rPr>
-        <w:t>Emotient</w:t>
-      </w:r>
-      <w:proofErr w:type="spellEnd"/>
-      <w:r>
-        <w:rPr>
-          <w:sz w:val="28"/>
-          <w:szCs w:val="28"/>
-        </w:rPr>
-        <w:t>. Однако они имеют ряд существенных недостатков. Системы компьютерного зрения не учитывают голос, аудиосистемы игнорируют мимику. Коммерческие мультимодальные решения стоят дорого, не адаптированы под российские HR-сценарии и не гарантируют соблюдение законодательства РФ. Разрабатываемая система лишена этих недостатков: она специализирована под HR, использует открытый технологический стек без лицензионных отчислений и обеспечивает локальную обработку данных.</w:t>
-      </w:r>
-    </w:p>
-    <w:p>
-      <w:pPr>
-        <w:spacing w:line="240" w:lineRule="auto"/>
-        <w:rPr>
-          <w:sz w:val="28"/>
-          <w:szCs w:val="28"/>
-        </w:rPr>
-      </w:pPr>
-      <w:r>
-        <w:rPr>
-          <w:b/>
-          <w:bCs/>
-          <w:sz w:val="28"/>
-          <w:szCs w:val="28"/>
-        </w:rPr>
-        <w:t xml:space="preserve">Слайд 5: </w:t>
-      </w:r>
-      <w:r>
-        <w:rPr>
-          <w:b/>
-          <w:bCs/>
-          <w:sz w:val="28"/>
-          <w:szCs w:val="28"/>
-        </w:rPr>
-        <w:t>BPMN-диаграмма.</w:t>
-      </w:r>
-      <w:r>
-        <w:rPr>
-          <w:sz w:val="28"/>
-          <w:szCs w:val="28"/>
-        </w:rPr>
-        <w:t xml:space="preserve"> Для формализации бизнес-процесса была построена BPMN-диаграмма. Она отражает целевой процесс оценки кандидата с использованием системы. Процесс начинается с постановки задачи руководителем. HR-специалист аутентифицируется, создаёт сессию и получает согласие кандидата на обработку данных. Далее система в автоматическом режиме собирает мультимодальные данные, анализирует их и формирует отчёт. На основе этого отчёта HR-специалист принимает объективное решение и уведомляет руководителя.</w:t>
-      </w:r>
-    </w:p>
-    <w:p>
-      <w:pPr>
-        <w:spacing w:line="240" w:lineRule="auto"/>
-        <w:rPr>
-          <w:sz w:val="28"/>
-          <w:szCs w:val="28"/>
-        </w:rPr>
-      </w:pPr>
-      <w:r>
-        <w:rPr>
-          <w:b/>
-          <w:bCs/>
-          <w:sz w:val="28"/>
-          <w:szCs w:val="28"/>
-        </w:rPr>
-        <w:t xml:space="preserve">Слайд 6: </w:t>
-      </w:r>
-      <w:r>
-        <w:rPr>
-          <w:b/>
-          <w:bCs/>
-          <w:sz w:val="28"/>
-          <w:szCs w:val="28"/>
-        </w:rPr>
-        <w:t>IDEF0-диаграмма</w:t>
-      </w:r>
-      <w:r>
-        <w:rPr>
-          <w:sz w:val="28"/>
-          <w:szCs w:val="28"/>
-        </w:rPr>
-        <w:t xml:space="preserve"> на</w:t>
-      </w:r>
-      <w:r>
-        <w:rPr>
-          <w:sz w:val="28"/>
-          <w:szCs w:val="28"/>
-        </w:rPr>
-        <w:t xml:space="preserve"> функциональном уровне система представлена в виде IDEF0-диаграммы верхнего уровня. Входами в систему являются пользовательские запросы, список участников и конфигурация анализа. Управляющими факторами выступают нормативные документы (ФЗ-152) и алгоритмы детекции. Механизмами реализации являются серверная инфраструктура, клиентские </w:t>
+      <w:r>
+        <w:rPr>
+          <w:sz w:val="28"/>
+          <w:szCs w:val="28"/>
+        </w:rPr>
+        <w:t>Теперь о выборе моделей искусственного интеллекта.</w:t>
+      </w:r>
+    </w:p>
+    <w:p>
+      <w:pPr>
+        <w:spacing w:before="0" w:after="0" w:line="240" w:lineRule="auto"/>
+        <w:rPr>
+          <w:sz w:val="28"/>
+          <w:szCs w:val="28"/>
+        </w:rPr>
+      </w:pPr>
+      <w:r>
+        <w:rPr>
+          <w:sz w:val="28"/>
+          <w:szCs w:val="28"/>
+        </w:rPr>
+        <w:t xml:space="preserve">Для детекции лиц рассматривались алгоритмы </w:t>
+      </w:r>
+      <w:proofErr w:type="spellStart"/>
+      <w:r>
+        <w:rPr>
+          <w:sz w:val="28"/>
+          <w:szCs w:val="28"/>
+        </w:rPr>
+        <w:t>Haar</w:t>
+      </w:r>
+      <w:proofErr w:type="spellEnd"/>
+      <w:r>
+        <w:rPr>
+          <w:sz w:val="28"/>
+          <w:szCs w:val="28"/>
+        </w:rPr>
+        <w:t xml:space="preserve"> </w:t>
+      </w:r>
+      <w:proofErr w:type="spellStart"/>
+      <w:r>
+        <w:rPr>
+          <w:sz w:val="28"/>
+          <w:szCs w:val="28"/>
+        </w:rPr>
+        <w:t>Cascades</w:t>
+      </w:r>
+      <w:proofErr w:type="spellEnd"/>
+      <w:r>
+        <w:rPr>
+          <w:sz w:val="28"/>
+          <w:szCs w:val="28"/>
+        </w:rPr>
+        <w:t xml:space="preserve">, MTCNN и </w:t>
+      </w:r>
+      <w:proofErr w:type="spellStart"/>
+      <w:r>
+        <w:rPr>
+          <w:sz w:val="28"/>
+          <w:szCs w:val="28"/>
+        </w:rPr>
+        <w:t>RetinaFace</w:t>
+      </w:r>
+      <w:proofErr w:type="spellEnd"/>
+      <w:r>
+        <w:rPr>
+          <w:sz w:val="28"/>
+          <w:szCs w:val="28"/>
+        </w:rPr>
+        <w:t>. В качестве основного решения была выбрана модель MTCNN, обеспечивающая устойчивую работу даже при частичных поворотах и перекрытиях лица.</w:t>
+      </w:r>
+    </w:p>
+    <w:p>
+      <w:pPr>
+        <w:spacing w:before="0" w:after="0" w:line="240" w:lineRule="auto"/>
+        <w:rPr>
+          <w:sz w:val="28"/>
+          <w:szCs w:val="28"/>
+        </w:rPr>
+      </w:pPr>
+      <w:r>
+        <w:rPr>
+          <w:sz w:val="28"/>
+          <w:szCs w:val="28"/>
+        </w:rPr>
+        <w:t xml:space="preserve">Для распознавания эмоций использовалась библиотека </w:t>
+      </w:r>
+      <w:proofErr w:type="spellStart"/>
+      <w:r>
+        <w:rPr>
+          <w:sz w:val="28"/>
+          <w:szCs w:val="28"/>
+        </w:rPr>
+        <w:t>DeepFace</w:t>
+      </w:r>
+      <w:proofErr w:type="spellEnd"/>
+      <w:r>
+        <w:rPr>
+          <w:sz w:val="28"/>
+          <w:szCs w:val="28"/>
+        </w:rPr>
+        <w:t xml:space="preserve"> с моделью VGG-Face, которая хорошо </w:t>
       </w:r>
       <w:r>
         <w:rPr>
@@ -343,993 +978,27 @@
           <w:szCs w:val="28"/>
         </w:rPr>
         <w:lastRenderedPageBreak/>
-        <w:t>устройства и сам пользователь. Единственным выходом системы является структурированный аналитический отчёт.</w:t>
-      </w:r>
-    </w:p>
-    <w:p>
-      <w:pPr>
-        <w:spacing w:line="240" w:lineRule="auto"/>
-        <w:rPr>
-          <w:sz w:val="28"/>
-          <w:szCs w:val="28"/>
-        </w:rPr>
-      </w:pPr>
-      <w:r>
-        <w:rPr>
-          <w:b/>
-          <w:bCs/>
-          <w:sz w:val="28"/>
-          <w:szCs w:val="28"/>
-        </w:rPr>
-        <w:t xml:space="preserve">Слайд 7: Декомпозиция </w:t>
-      </w:r>
-      <w:r>
-        <w:rPr>
-          <w:b/>
-          <w:bCs/>
-          <w:sz w:val="28"/>
-          <w:szCs w:val="28"/>
-        </w:rPr>
-        <w:t>IDEF0</w:t>
-      </w:r>
-      <w:r>
-        <w:rPr>
-          <w:sz w:val="28"/>
-          <w:szCs w:val="28"/>
-        </w:rPr>
-        <w:t xml:space="preserve"> для</w:t>
-      </w:r>
-      <w:r>
-        <w:rPr>
-          <w:sz w:val="28"/>
-          <w:szCs w:val="28"/>
-        </w:rPr>
-        <w:t xml:space="preserve"> детализации была выполнена декомпозиция на четыре ключевых подпроцесса. Блок A1 отвечает за проведение сессии и первичный захват </w:t>
-      </w:r>
-      <w:proofErr w:type="spellStart"/>
-      <w:r>
-        <w:rPr>
-          <w:sz w:val="28"/>
-          <w:szCs w:val="28"/>
-        </w:rPr>
-        <w:t>медиапотоков</w:t>
-      </w:r>
-      <w:proofErr w:type="spellEnd"/>
-      <w:r>
-        <w:rPr>
-          <w:sz w:val="28"/>
-          <w:szCs w:val="28"/>
-        </w:rPr>
-        <w:t>. Блок A2 выполняет предобработку данных: нормализацию кадров и извлечение акустических признаков. Блок A3 — это ядро системы, где происходит непосредственный анализ данных нейросетевыми моделями. И блок A4 отвечает за интерпретацию результатов, их агрегацию и формирование итогового отчёта.</w:t>
-      </w:r>
-    </w:p>
-    <w:p>
-      <w:pPr>
-        <w:spacing w:line="240" w:lineRule="auto"/>
-        <w:rPr>
-          <w:sz w:val="28"/>
-          <w:szCs w:val="28"/>
-        </w:rPr>
-      </w:pPr>
-      <w:r>
-        <w:rPr>
-          <w:b/>
-          <w:bCs/>
-          <w:sz w:val="28"/>
-          <w:szCs w:val="28"/>
-        </w:rPr>
-        <w:t>Слайд 8: DFD-диаграмма</w:t>
-      </w:r>
-      <w:r>
-        <w:rPr>
-          <w:sz w:val="28"/>
-          <w:szCs w:val="28"/>
-        </w:rPr>
-        <w:t xml:space="preserve"> Потоки данных между компонентами системы отражены на DFD-диаграмме. Сырые данные с камеры и микрофона поступают в процесс сбора, затем передаются на обработку для извлечения признаков, после чего направляются в процесс анализа. Результаты анализа сохраняются в хранилище данных и передаются в модуль формирования отчёта, который выдаёт итоговый документ HR-менеджеру.</w:t>
-      </w:r>
-    </w:p>
-    <w:p>
-      <w:pPr>
-        <w:spacing w:line="240" w:lineRule="auto"/>
-        <w:rPr>
-          <w:sz w:val="28"/>
-          <w:szCs w:val="28"/>
-        </w:rPr>
-      </w:pPr>
-      <w:r>
-        <w:rPr>
-          <w:b/>
-          <w:bCs/>
-          <w:sz w:val="28"/>
-          <w:szCs w:val="28"/>
-        </w:rPr>
-        <w:t>Слайды 9 и 10: ER-модель и Логическая модель БД</w:t>
-      </w:r>
-      <w:r>
-        <w:rPr>
-          <w:sz w:val="28"/>
-          <w:szCs w:val="28"/>
-        </w:rPr>
-        <w:t xml:space="preserve"> хранения данных спроектирована реляционная база данных на </w:t>
-      </w:r>
-      <w:proofErr w:type="spellStart"/>
-      <w:r>
-        <w:rPr>
-          <w:sz w:val="28"/>
-          <w:szCs w:val="28"/>
-        </w:rPr>
-        <w:t>PostgreSQL</w:t>
-      </w:r>
-      <w:proofErr w:type="spellEnd"/>
-      <w:r>
-        <w:rPr>
-          <w:sz w:val="28"/>
-          <w:szCs w:val="28"/>
-        </w:rPr>
-        <w:t xml:space="preserve">. На слайдах представлены ER-диаграмма и логическая модель. Ключевые сущности: пользователи, сессии, участники и события аналитики. Особенностью модели является использование типа JSONB для хранения разнородных сырых данных от ИИ-моделей (координаты лиц, вероятности эмоций, текстовые </w:t>
-      </w:r>
-      <w:proofErr w:type="spellStart"/>
-      <w:r>
-        <w:rPr>
-          <w:sz w:val="28"/>
-          <w:szCs w:val="28"/>
-        </w:rPr>
-        <w:t>сниппеты</w:t>
-      </w:r>
-      <w:proofErr w:type="spellEnd"/>
-      <w:r>
-        <w:rPr>
-          <w:sz w:val="28"/>
-          <w:szCs w:val="28"/>
-        </w:rPr>
-        <w:t xml:space="preserve">). Это позволяет </w:t>
-      </w:r>
-      <w:r>
-        <w:rPr>
-          <w:sz w:val="28"/>
-          <w:szCs w:val="28"/>
-        </w:rPr>
-        <w:lastRenderedPageBreak/>
-        <w:t>гибко масштабировать аналитику без необходимости изменения схемы базы данных при обновлении моделей ИИ.</w:t>
-      </w:r>
-    </w:p>
-    <w:p>
-      <w:pPr>
-        <w:spacing w:line="240" w:lineRule="auto"/>
-        <w:rPr>
-          <w:sz w:val="28"/>
-          <w:szCs w:val="28"/>
-        </w:rPr>
-      </w:pPr>
-      <w:r>
-        <w:rPr>
-          <w:b/>
-          <w:bCs/>
-          <w:sz w:val="28"/>
-          <w:szCs w:val="28"/>
-        </w:rPr>
-        <w:t xml:space="preserve">Слайд 11: Средства и технологии </w:t>
-      </w:r>
-      <w:r>
-        <w:rPr>
-          <w:b/>
-          <w:bCs/>
-          <w:sz w:val="28"/>
-          <w:szCs w:val="28"/>
-        </w:rPr>
-        <w:t>разработки.</w:t>
-      </w:r>
-      <w:r>
-        <w:rPr>
-          <w:sz w:val="28"/>
-          <w:szCs w:val="28"/>
-        </w:rPr>
-        <w:t xml:space="preserve"> Перейдём к выбор</w:t>
-      </w:r>
-      <w:r>
-        <w:rPr>
-          <w:sz w:val="28"/>
-          <w:szCs w:val="28"/>
-        </w:rPr>
-        <w:t>у</w:t>
-      </w:r>
-      <w:r>
-        <w:rPr>
-          <w:sz w:val="28"/>
-          <w:szCs w:val="28"/>
-        </w:rPr>
-        <w:t xml:space="preserve"> средств разработки.</w:t>
-      </w:r>
-    </w:p>
-    <w:p>
-      <w:pPr>
-        <w:spacing w:line="240" w:lineRule="auto"/>
-        <w:rPr>
-          <w:sz w:val="28"/>
-          <w:szCs w:val="28"/>
-        </w:rPr>
-      </w:pPr>
-      <w:r>
-        <w:rPr>
-          <w:b/>
-          <w:bCs/>
-          <w:sz w:val="28"/>
-          <w:szCs w:val="28"/>
-        </w:rPr>
-        <w:t>Для клиентской части</w:t>
-      </w:r>
-      <w:r>
-        <w:rPr>
-          <w:sz w:val="28"/>
-          <w:szCs w:val="28"/>
-        </w:rPr>
-        <w:t xml:space="preserve"> рассматривались </w:t>
-      </w:r>
-      <w:proofErr w:type="spellStart"/>
-      <w:r>
-        <w:rPr>
-          <w:sz w:val="28"/>
-          <w:szCs w:val="28"/>
-        </w:rPr>
-        <w:t>React</w:t>
-      </w:r>
-      <w:proofErr w:type="spellEnd"/>
-      <w:r>
-        <w:rPr>
-          <w:sz w:val="28"/>
-          <w:szCs w:val="28"/>
-        </w:rPr>
-        <w:t xml:space="preserve">, </w:t>
-      </w:r>
-      <w:proofErr w:type="spellStart"/>
-      <w:r>
-        <w:rPr>
-          <w:sz w:val="28"/>
-          <w:szCs w:val="28"/>
-        </w:rPr>
-        <w:t>Angular</w:t>
-      </w:r>
-      <w:proofErr w:type="spellEnd"/>
-      <w:r>
-        <w:rPr>
-          <w:sz w:val="28"/>
-          <w:szCs w:val="28"/>
-        </w:rPr>
-        <w:t xml:space="preserve"> и Vue.js. Выбор пал на </w:t>
-      </w:r>
-      <w:proofErr w:type="spellStart"/>
-      <w:r>
-        <w:rPr>
-          <w:b/>
-          <w:bCs/>
-          <w:sz w:val="28"/>
-          <w:szCs w:val="28"/>
-        </w:rPr>
-        <w:t>React</w:t>
-      </w:r>
-      <w:proofErr w:type="spellEnd"/>
-      <w:r>
-        <w:rPr>
-          <w:b/>
-          <w:bCs/>
-          <w:sz w:val="28"/>
-          <w:szCs w:val="28"/>
-        </w:rPr>
-        <w:t xml:space="preserve"> в связке с </w:t>
-      </w:r>
-      <w:proofErr w:type="spellStart"/>
-      <w:r>
-        <w:rPr>
-          <w:b/>
-          <w:bCs/>
-          <w:sz w:val="28"/>
-          <w:szCs w:val="28"/>
-        </w:rPr>
-        <w:t>TypeScript</w:t>
-      </w:r>
-      <w:proofErr w:type="spellEnd"/>
-      <w:r>
-        <w:rPr>
-          <w:b/>
-          <w:bCs/>
-          <w:sz w:val="28"/>
-          <w:szCs w:val="28"/>
-        </w:rPr>
-        <w:t xml:space="preserve"> и сборщиком </w:t>
-      </w:r>
-      <w:proofErr w:type="spellStart"/>
-      <w:r>
-        <w:rPr>
-          <w:b/>
-          <w:bCs/>
-          <w:sz w:val="28"/>
-          <w:szCs w:val="28"/>
-        </w:rPr>
-        <w:t>Vite</w:t>
-      </w:r>
-      <w:proofErr w:type="spellEnd"/>
-      <w:r>
-        <w:rPr>
-          <w:sz w:val="28"/>
-          <w:szCs w:val="28"/>
-        </w:rPr>
-        <w:t>:</w:t>
-      </w:r>
-    </w:p>
-    <w:p>
-      <w:pPr>
-        <w:pStyle w:val="a4"/>
-        <w:numPr>
-          <w:ilvl w:val="0"/>
-          <w:numId w:val="1"/>
-        </w:numPr>
-        <w:spacing w:before="60" w:after="60" w:line="240" w:lineRule="auto"/>
-        <w:ind w:left="360" w:hanging="259"/>
-        <w:rPr>
-          <w:sz w:val="28"/>
-          <w:szCs w:val="28"/>
-        </w:rPr>
-      </w:pPr>
-      <w:proofErr w:type="spellStart"/>
-      <w:r>
-        <w:rPr>
-          <w:sz w:val="28"/>
-          <w:szCs w:val="28"/>
-        </w:rPr>
-        <w:t>React</w:t>
-      </w:r>
-      <w:proofErr w:type="spellEnd"/>
-      <w:r>
-        <w:rPr>
-          <w:sz w:val="28"/>
-          <w:szCs w:val="28"/>
-        </w:rPr>
-        <w:t xml:space="preserve"> обладает крупнейшей экосистемой и компонентной архитектурой;</w:t>
-      </w:r>
-    </w:p>
-    <w:p>
-      <w:pPr>
-        <w:pStyle w:val="a4"/>
-        <w:numPr>
-          <w:ilvl w:val="0"/>
-          <w:numId w:val="1"/>
-        </w:numPr>
-        <w:spacing w:before="60" w:after="60" w:line="240" w:lineRule="auto"/>
-        <w:ind w:left="360" w:hanging="259"/>
-        <w:rPr>
-          <w:sz w:val="28"/>
-          <w:szCs w:val="28"/>
-        </w:rPr>
-      </w:pPr>
-      <w:proofErr w:type="spellStart"/>
-      <w:r>
-        <w:rPr>
-          <w:sz w:val="28"/>
-          <w:szCs w:val="28"/>
-        </w:rPr>
-        <w:t>TypeScript</w:t>
-      </w:r>
-      <w:proofErr w:type="spellEnd"/>
-      <w:r>
-        <w:rPr>
-          <w:sz w:val="28"/>
-          <w:szCs w:val="28"/>
-        </w:rPr>
-        <w:t xml:space="preserve"> добавляет строгую типизацию, что снижает количество ошибок;</w:t>
-      </w:r>
-    </w:p>
-    <w:p>
-      <w:pPr>
-        <w:pStyle w:val="a4"/>
-        <w:numPr>
-          <w:ilvl w:val="0"/>
-          <w:numId w:val="1"/>
-        </w:numPr>
-        <w:spacing w:before="60" w:after="60" w:line="240" w:lineRule="auto"/>
-        <w:ind w:left="360" w:hanging="259"/>
-        <w:rPr>
-          <w:sz w:val="28"/>
-          <w:szCs w:val="28"/>
-        </w:rPr>
-      </w:pPr>
-      <w:proofErr w:type="spellStart"/>
-      <w:r>
-        <w:rPr>
-          <w:sz w:val="28"/>
-          <w:szCs w:val="28"/>
-        </w:rPr>
-        <w:t>Vite</w:t>
-      </w:r>
-      <w:proofErr w:type="spellEnd"/>
-      <w:r>
-        <w:rPr>
-          <w:sz w:val="28"/>
-          <w:szCs w:val="28"/>
-        </w:rPr>
-        <w:t xml:space="preserve"> обеспечивает мгновенный </w:t>
-      </w:r>
-      <w:proofErr w:type="spellStart"/>
-      <w:r>
-        <w:rPr>
-          <w:sz w:val="28"/>
-          <w:szCs w:val="28"/>
-        </w:rPr>
-        <w:t>hot-reload</w:t>
-      </w:r>
-      <w:proofErr w:type="spellEnd"/>
-      <w:r>
-        <w:rPr>
-          <w:sz w:val="28"/>
-          <w:szCs w:val="28"/>
-        </w:rPr>
-        <w:t xml:space="preserve"> при разработке.</w:t>
-      </w:r>
-    </w:p>
-    <w:p>
-      <w:pPr>
-        <w:spacing w:line="240" w:lineRule="auto"/>
-        <w:rPr>
-          <w:sz w:val="28"/>
-          <w:szCs w:val="28"/>
-        </w:rPr>
-      </w:pPr>
-      <w:r>
-        <w:rPr>
-          <w:b/>
-          <w:bCs/>
-          <w:sz w:val="28"/>
-          <w:szCs w:val="28"/>
-        </w:rPr>
-        <w:t>Для серверной части</w:t>
-      </w:r>
-      <w:r>
-        <w:rPr>
-          <w:sz w:val="28"/>
-          <w:szCs w:val="28"/>
-        </w:rPr>
-        <w:t xml:space="preserve"> выбор был между Node.js, Go и </w:t>
-      </w:r>
-      <w:proofErr w:type="spellStart"/>
-      <w:r>
-        <w:rPr>
-          <w:sz w:val="28"/>
-          <w:szCs w:val="28"/>
-        </w:rPr>
-        <w:t>Rust</w:t>
-      </w:r>
-      <w:proofErr w:type="spellEnd"/>
-      <w:r>
-        <w:rPr>
-          <w:sz w:val="28"/>
-          <w:szCs w:val="28"/>
-        </w:rPr>
-        <w:t xml:space="preserve">. Был выбран </w:t>
-      </w:r>
-      <w:r>
-        <w:rPr>
-          <w:b/>
-          <w:bCs/>
-          <w:sz w:val="28"/>
-          <w:szCs w:val="28"/>
-        </w:rPr>
-        <w:t>язык Go (</w:t>
-      </w:r>
-      <w:proofErr w:type="spellStart"/>
-      <w:r>
-        <w:rPr>
-          <w:b/>
-          <w:bCs/>
-          <w:sz w:val="28"/>
-          <w:szCs w:val="28"/>
-        </w:rPr>
-        <w:t>Golang</w:t>
-      </w:r>
-      <w:proofErr w:type="spellEnd"/>
-      <w:r>
-        <w:rPr>
-          <w:b/>
-          <w:bCs/>
-          <w:sz w:val="28"/>
-          <w:szCs w:val="28"/>
-        </w:rPr>
-        <w:t>)</w:t>
-      </w:r>
-      <w:r>
-        <w:rPr>
-          <w:sz w:val="28"/>
-          <w:szCs w:val="28"/>
-        </w:rPr>
-        <w:t xml:space="preserve"> с фреймворком </w:t>
-      </w:r>
-      <w:proofErr w:type="spellStart"/>
-      <w:r>
-        <w:rPr>
-          <w:sz w:val="28"/>
-          <w:szCs w:val="28"/>
-        </w:rPr>
-        <w:t>Gin</w:t>
-      </w:r>
-      <w:proofErr w:type="spellEnd"/>
-      <w:r>
-        <w:rPr>
-          <w:sz w:val="28"/>
-          <w:szCs w:val="28"/>
-        </w:rPr>
-        <w:t>:</w:t>
-      </w:r>
-    </w:p>
-    <w:p>
-      <w:pPr>
-        <w:pStyle w:val="a4"/>
-        <w:numPr>
-          <w:ilvl w:val="0"/>
-          <w:numId w:val="1"/>
-        </w:numPr>
-        <w:spacing w:before="60" w:after="60" w:line="240" w:lineRule="auto"/>
-        <w:ind w:left="360" w:hanging="259"/>
-        <w:rPr>
-          <w:sz w:val="28"/>
-          <w:szCs w:val="28"/>
-        </w:rPr>
-      </w:pPr>
-      <w:r>
-        <w:rPr>
-          <w:sz w:val="28"/>
-          <w:szCs w:val="28"/>
-        </w:rPr>
-        <w:t>Go изначально спроектирован для высоконагруженных систем с большим количеством конкурентных соединений;</w:t>
-      </w:r>
-    </w:p>
-    <w:p>
-      <w:pPr>
-        <w:pStyle w:val="a4"/>
-        <w:numPr>
-          <w:ilvl w:val="0"/>
-          <w:numId w:val="1"/>
-        </w:numPr>
-        <w:spacing w:before="60" w:after="60" w:line="240" w:lineRule="auto"/>
-        <w:ind w:left="360" w:hanging="259"/>
-        <w:rPr>
-          <w:sz w:val="28"/>
-          <w:szCs w:val="28"/>
-        </w:rPr>
-      </w:pPr>
-      <w:r>
-        <w:rPr>
-          <w:sz w:val="28"/>
-          <w:szCs w:val="28"/>
-        </w:rPr>
-        <w:t xml:space="preserve">Встроенная поддержка </w:t>
-      </w:r>
-      <w:proofErr w:type="spellStart"/>
-      <w:r>
-        <w:rPr>
-          <w:sz w:val="28"/>
-          <w:szCs w:val="28"/>
-        </w:rPr>
-        <w:t>горутин</w:t>
-      </w:r>
-      <w:proofErr w:type="spellEnd"/>
-      <w:r>
-        <w:rPr>
-          <w:sz w:val="28"/>
-          <w:szCs w:val="28"/>
-        </w:rPr>
-        <w:t xml:space="preserve"> и каналов позволяет элегантно решать задачи маршрутизации </w:t>
-      </w:r>
-      <w:proofErr w:type="spellStart"/>
-      <w:r>
-        <w:rPr>
-          <w:sz w:val="28"/>
-          <w:szCs w:val="28"/>
-        </w:rPr>
-        <w:t>медиапотоков</w:t>
-      </w:r>
-      <w:proofErr w:type="spellEnd"/>
-      <w:r>
-        <w:rPr>
-          <w:sz w:val="28"/>
-          <w:szCs w:val="28"/>
-        </w:rPr>
-        <w:t>;</w:t>
-      </w:r>
-    </w:p>
-    <w:p>
-      <w:pPr>
-        <w:pStyle w:val="a4"/>
-        <w:numPr>
-          <w:ilvl w:val="0"/>
-          <w:numId w:val="1"/>
-        </w:numPr>
-        <w:spacing w:before="60" w:after="60" w:line="240" w:lineRule="auto"/>
-        <w:ind w:left="360" w:hanging="259"/>
-        <w:rPr>
-          <w:sz w:val="28"/>
-          <w:szCs w:val="28"/>
-        </w:rPr>
-      </w:pPr>
-      <w:r>
-        <w:rPr>
-          <w:sz w:val="28"/>
-          <w:szCs w:val="28"/>
-        </w:rPr>
-        <w:t xml:space="preserve">Компиляция в единый бинарный файл упрощает развёртывание в </w:t>
-      </w:r>
-      <w:proofErr w:type="spellStart"/>
-      <w:r>
-        <w:rPr>
-          <w:sz w:val="28"/>
-          <w:szCs w:val="28"/>
-        </w:rPr>
-        <w:t>Docker</w:t>
-      </w:r>
-      <w:proofErr w:type="spellEnd"/>
-      <w:r>
-        <w:rPr>
-          <w:sz w:val="28"/>
-          <w:szCs w:val="28"/>
-        </w:rPr>
-        <w:t>-контейнерах.</w:t>
-      </w:r>
-    </w:p>
-    <w:p>
-      <w:pPr>
-        <w:spacing w:line="240" w:lineRule="auto"/>
-        <w:rPr>
-          <w:sz w:val="28"/>
-          <w:szCs w:val="28"/>
-        </w:rPr>
-      </w:pPr>
-      <w:r>
-        <w:rPr>
-          <w:b/>
-          <w:bCs/>
-          <w:sz w:val="28"/>
-          <w:szCs w:val="28"/>
-        </w:rPr>
-        <w:t>Для модулей ИИ</w:t>
-      </w:r>
-      <w:r>
-        <w:rPr>
-          <w:sz w:val="28"/>
-          <w:szCs w:val="28"/>
-        </w:rPr>
-        <w:t xml:space="preserve"> альтернатив практически не было — </w:t>
-      </w:r>
-      <w:r>
-        <w:rPr>
-          <w:b/>
-          <w:bCs/>
-          <w:sz w:val="28"/>
-          <w:szCs w:val="28"/>
-        </w:rPr>
-        <w:t>Python</w:t>
-      </w:r>
-      <w:r>
-        <w:rPr>
-          <w:sz w:val="28"/>
-          <w:szCs w:val="28"/>
-        </w:rPr>
-        <w:t xml:space="preserve"> является стандартом де-факто в машинном обучении. Использовались библиотеки </w:t>
-      </w:r>
-      <w:proofErr w:type="spellStart"/>
-      <w:r>
-        <w:rPr>
-          <w:sz w:val="28"/>
-          <w:szCs w:val="28"/>
-        </w:rPr>
-        <w:t>OpenCV</w:t>
-      </w:r>
-      <w:proofErr w:type="spellEnd"/>
-      <w:r>
-        <w:rPr>
-          <w:sz w:val="28"/>
-          <w:szCs w:val="28"/>
-        </w:rPr>
-        <w:t xml:space="preserve"> для компьютерного зрения, </w:t>
-      </w:r>
-      <w:proofErr w:type="spellStart"/>
-      <w:r>
-        <w:rPr>
-          <w:sz w:val="28"/>
-          <w:szCs w:val="28"/>
-        </w:rPr>
-        <w:t>FastAPI</w:t>
-      </w:r>
-      <w:proofErr w:type="spellEnd"/>
-      <w:r>
-        <w:rPr>
-          <w:sz w:val="28"/>
-          <w:szCs w:val="28"/>
-        </w:rPr>
-        <w:t xml:space="preserve"> для AI-шлюза.</w:t>
-      </w:r>
-    </w:p>
-    <w:p>
-      <w:pPr>
-        <w:spacing w:line="240" w:lineRule="auto"/>
-        <w:rPr>
-          <w:sz w:val="28"/>
-          <w:szCs w:val="28"/>
-        </w:rPr>
-      </w:pPr>
-      <w:r>
-        <w:rPr>
-          <w:b/>
-          <w:bCs/>
-          <w:sz w:val="28"/>
-          <w:szCs w:val="28"/>
-        </w:rPr>
-        <w:t>Для базы данных</w:t>
-      </w:r>
-      <w:r>
-        <w:rPr>
-          <w:sz w:val="28"/>
-          <w:szCs w:val="28"/>
-        </w:rPr>
-        <w:t xml:space="preserve"> рассматривались </w:t>
-      </w:r>
-      <w:proofErr w:type="spellStart"/>
-      <w:r>
-        <w:rPr>
-          <w:sz w:val="28"/>
-          <w:szCs w:val="28"/>
-        </w:rPr>
-        <w:t>PostgreSQL</w:t>
-      </w:r>
-      <w:proofErr w:type="spellEnd"/>
-      <w:r>
-        <w:rPr>
-          <w:sz w:val="28"/>
-          <w:szCs w:val="28"/>
-        </w:rPr>
-        <w:t xml:space="preserve">, </w:t>
-      </w:r>
-      <w:proofErr w:type="spellStart"/>
-      <w:r>
-        <w:rPr>
-          <w:sz w:val="28"/>
-          <w:szCs w:val="28"/>
-        </w:rPr>
-        <w:t>MongoDB</w:t>
-      </w:r>
-      <w:proofErr w:type="spellEnd"/>
-      <w:r>
-        <w:rPr>
-          <w:sz w:val="28"/>
-          <w:szCs w:val="28"/>
-        </w:rPr>
-        <w:t xml:space="preserve"> и MySQL. Выбор пал на </w:t>
-      </w:r>
-      <w:proofErr w:type="spellStart"/>
-      <w:r>
-        <w:rPr>
-          <w:b/>
-          <w:bCs/>
-          <w:sz w:val="28"/>
-          <w:szCs w:val="28"/>
-        </w:rPr>
-        <w:t>PostgreSQL</w:t>
-      </w:r>
-      <w:proofErr w:type="spellEnd"/>
-      <w:r>
-        <w:rPr>
-          <w:sz w:val="28"/>
-          <w:szCs w:val="28"/>
-        </w:rPr>
-        <w:t xml:space="preserve"> благодаря поддержке типа </w:t>
-      </w:r>
-      <w:r>
-        <w:rPr>
-          <w:sz w:val="28"/>
-          <w:szCs w:val="28"/>
-        </w:rPr>
-        <w:lastRenderedPageBreak/>
-        <w:t>JSONB для гибкого хранения разнородных данных аналитики и строгой ссылочной целостности.</w:t>
-      </w:r>
-    </w:p>
-    <w:p>
-      <w:pPr>
-        <w:spacing w:line="240" w:lineRule="auto"/>
-        <w:rPr>
-          <w:sz w:val="28"/>
-          <w:szCs w:val="28"/>
-        </w:rPr>
-      </w:pPr>
-      <w:r>
-        <w:rPr>
-          <w:b/>
-          <w:bCs/>
-          <w:sz w:val="28"/>
-          <w:szCs w:val="28"/>
-        </w:rPr>
-        <w:t>Слайд 12: Обоснование выбора моделей ИИ</w:t>
-      </w:r>
-      <w:r>
-        <w:rPr>
-          <w:sz w:val="28"/>
-          <w:szCs w:val="28"/>
-        </w:rPr>
-        <w:t xml:space="preserve"> Теперь о выборе моделей искусственных нейронных сетей.</w:t>
-      </w:r>
-    </w:p>
-    <w:p>
-      <w:pPr>
-        <w:spacing w:line="240" w:lineRule="auto"/>
-        <w:rPr>
-          <w:sz w:val="28"/>
-          <w:szCs w:val="28"/>
-        </w:rPr>
-      </w:pPr>
-      <w:r>
-        <w:rPr>
-          <w:b/>
-          <w:bCs/>
-          <w:sz w:val="28"/>
-          <w:szCs w:val="28"/>
-        </w:rPr>
-        <w:t>Для детекции лиц</w:t>
-      </w:r>
-      <w:r>
-        <w:rPr>
-          <w:sz w:val="28"/>
-          <w:szCs w:val="28"/>
-        </w:rPr>
-        <w:t xml:space="preserve"> рассматривались </w:t>
-      </w:r>
-      <w:proofErr w:type="spellStart"/>
-      <w:r>
-        <w:rPr>
-          <w:sz w:val="28"/>
-          <w:szCs w:val="28"/>
-        </w:rPr>
-        <w:t>Haar</w:t>
-      </w:r>
-      <w:proofErr w:type="spellEnd"/>
-      <w:r>
-        <w:rPr>
-          <w:sz w:val="28"/>
-          <w:szCs w:val="28"/>
-        </w:rPr>
-        <w:t xml:space="preserve"> </w:t>
-      </w:r>
-      <w:proofErr w:type="spellStart"/>
-      <w:r>
-        <w:rPr>
-          <w:sz w:val="28"/>
-          <w:szCs w:val="28"/>
-        </w:rPr>
-        <w:t>Cascades</w:t>
-      </w:r>
-      <w:proofErr w:type="spellEnd"/>
-      <w:r>
-        <w:rPr>
-          <w:sz w:val="28"/>
-          <w:szCs w:val="28"/>
-        </w:rPr>
-        <w:t xml:space="preserve">, MTCNN и </w:t>
-      </w:r>
-      <w:proofErr w:type="spellStart"/>
-      <w:r>
-        <w:rPr>
-          <w:sz w:val="28"/>
-          <w:szCs w:val="28"/>
-        </w:rPr>
-        <w:t>RetinaFace</w:t>
-      </w:r>
-      <w:proofErr w:type="spellEnd"/>
-      <w:r>
-        <w:rPr>
-          <w:sz w:val="28"/>
-          <w:szCs w:val="28"/>
-        </w:rPr>
-        <w:t xml:space="preserve">. Выбран </w:t>
-      </w:r>
-      <w:r>
-        <w:rPr>
-          <w:b/>
-          <w:bCs/>
-          <w:sz w:val="28"/>
-          <w:szCs w:val="28"/>
-        </w:rPr>
-        <w:t>MTCNN</w:t>
-      </w:r>
-      <w:r>
-        <w:rPr>
-          <w:sz w:val="28"/>
-          <w:szCs w:val="28"/>
-        </w:rPr>
-        <w:t xml:space="preserve"> — каскадная архитектура из трёх сетей, которая обеспечивает высокую точность даже при частичных перекрытиях лица.</w:t>
-      </w:r>
-    </w:p>
-    <w:p>
-      <w:pPr>
-        <w:spacing w:line="240" w:lineRule="auto"/>
-        <w:rPr>
-          <w:sz w:val="28"/>
-          <w:szCs w:val="28"/>
-        </w:rPr>
-      </w:pPr>
-      <w:r>
-        <w:rPr>
-          <w:b/>
-          <w:bCs/>
-          <w:sz w:val="28"/>
-          <w:szCs w:val="28"/>
-        </w:rPr>
-        <w:t>Для классификации эмоций</w:t>
-      </w:r>
-      <w:r>
-        <w:rPr>
-          <w:sz w:val="28"/>
-          <w:szCs w:val="28"/>
-        </w:rPr>
-        <w:t xml:space="preserve"> использовалась библиотека </w:t>
-      </w:r>
-      <w:proofErr w:type="spellStart"/>
-      <w:r>
-        <w:rPr>
-          <w:b/>
-          <w:bCs/>
-          <w:sz w:val="28"/>
-          <w:szCs w:val="28"/>
-        </w:rPr>
-        <w:t>DeepFace</w:t>
-      </w:r>
-      <w:proofErr w:type="spellEnd"/>
-      <w:r>
-        <w:rPr>
-          <w:sz w:val="28"/>
-          <w:szCs w:val="28"/>
-        </w:rPr>
-        <w:t xml:space="preserve"> с моделью VGG-Face. Эта модель </w:t>
-      </w:r>
-      <w:proofErr w:type="spellStart"/>
-      <w:r>
-        <w:rPr>
-          <w:sz w:val="28"/>
-          <w:szCs w:val="28"/>
-        </w:rPr>
-        <w:t>предобучена</w:t>
-      </w:r>
-      <w:proofErr w:type="spellEnd"/>
-      <w:r>
-        <w:rPr>
-          <w:sz w:val="28"/>
-          <w:szCs w:val="28"/>
-        </w:rPr>
-        <w:t xml:space="preserve"> на 2.6 млн лиц и показывает точность свыше 90% на стандартных бенчмарках.</w:t>
-      </w:r>
-    </w:p>
-    <w:p>
-      <w:pPr>
-        <w:spacing w:line="240" w:lineRule="auto"/>
-        <w:rPr>
-          <w:sz w:val="28"/>
-          <w:szCs w:val="28"/>
-        </w:rPr>
-      </w:pPr>
-      <w:r>
-        <w:rPr>
-          <w:b/>
-          <w:bCs/>
-          <w:sz w:val="28"/>
-          <w:szCs w:val="28"/>
-        </w:rPr>
-        <w:t>Для распознавания речи</w:t>
-      </w:r>
-      <w:r>
-        <w:rPr>
-          <w:sz w:val="28"/>
-          <w:szCs w:val="28"/>
-        </w:rPr>
-        <w:t xml:space="preserve"> была выбрана модель </w:t>
-      </w:r>
-      <w:proofErr w:type="spellStart"/>
-      <w:r>
-        <w:rPr>
-          <w:b/>
-          <w:bCs/>
+        <w:t>зарекомендовала себя в задачах анализа лиц и предоставляет готовые механизмы классификации эмоциональных состояний.</w:t>
+      </w:r>
+    </w:p>
+    <w:p>
+      <w:pPr>
+        <w:spacing w:before="0" w:after="0" w:line="240" w:lineRule="auto"/>
+        <w:rPr>
+          <w:sz w:val="28"/>
+          <w:szCs w:val="28"/>
+        </w:rPr>
+      </w:pPr>
+      <w:r>
+        <w:rPr>
+          <w:sz w:val="28"/>
+          <w:szCs w:val="28"/>
+        </w:rPr>
+        <w:t xml:space="preserve">Для распознавания речи была выбрана модель </w:t>
+      </w:r>
+      <w:proofErr w:type="spellStart"/>
+      <w:r>
+        <w:rPr>
           <w:sz w:val="28"/>
           <w:szCs w:val="28"/>
         </w:rPr>
@@ -1338,68 +1007,46 @@
       <w:proofErr w:type="spellEnd"/>
       <w:r>
         <w:rPr>
-          <w:b/>
-          <w:bCs/>
-          <w:sz w:val="28"/>
-          <w:szCs w:val="28"/>
-        </w:rPr>
-        <w:t xml:space="preserve"> от OpenAI</w:t>
-      </w:r>
-      <w:r>
-        <w:rPr>
-          <w:sz w:val="28"/>
-          <w:szCs w:val="28"/>
-        </w:rPr>
-        <w:t xml:space="preserve"> — это современный трансформер, обученный на 680 тысячах часов аудиоданных. Для оптимизации используется библиотека </w:t>
-      </w:r>
-      <w:proofErr w:type="spellStart"/>
-      <w:r>
-        <w:rPr>
-          <w:b/>
-          <w:bCs/>
-          <w:sz w:val="28"/>
-          <w:szCs w:val="28"/>
-        </w:rPr>
-        <w:t>faster-whisper</w:t>
-      </w:r>
-      <w:proofErr w:type="spellEnd"/>
-      <w:r>
-        <w:rPr>
-          <w:sz w:val="28"/>
-          <w:szCs w:val="28"/>
-        </w:rPr>
-        <w:t xml:space="preserve"> с квантованием весов, что позволяет работать в реальном времени даже на CPU.</w:t>
-      </w:r>
-    </w:p>
-    <w:p>
-      <w:pPr>
-        <w:spacing w:line="240" w:lineRule="auto"/>
-        <w:rPr>
-          <w:sz w:val="28"/>
-          <w:szCs w:val="28"/>
-        </w:rPr>
-      </w:pPr>
-      <w:r>
-        <w:rPr>
-          <w:b/>
-          <w:bCs/>
-          <w:sz w:val="28"/>
-          <w:szCs w:val="28"/>
-        </w:rPr>
-        <w:t>Для анализа тональности текста</w:t>
-      </w:r>
-      <w:r>
-        <w:rPr>
-          <w:sz w:val="28"/>
-          <w:szCs w:val="28"/>
-        </w:rPr>
-        <w:t xml:space="preserve"> применяется модель </w:t>
-      </w:r>
-      <w:proofErr w:type="spellStart"/>
-      <w:r>
-        <w:rPr>
-          <w:b/>
-          <w:bCs/>
+          <w:sz w:val="28"/>
+          <w:szCs w:val="28"/>
+        </w:rPr>
+        <w:t xml:space="preserve">. Она поддерживает работу с различными языками и обеспечивает высокое качество </w:t>
+      </w:r>
+      <w:proofErr w:type="spellStart"/>
+      <w:r>
+        <w:rPr>
+          <w:sz w:val="28"/>
+          <w:szCs w:val="28"/>
+        </w:rPr>
+        <w:t>транскрибации</w:t>
+      </w:r>
+      <w:proofErr w:type="spellEnd"/>
+      <w:r>
+        <w:rPr>
+          <w:sz w:val="28"/>
+          <w:szCs w:val="28"/>
+        </w:rPr>
+        <w:t xml:space="preserve"> речи в реальном времени.</w:t>
+      </w:r>
+    </w:p>
+    <w:p>
+      <w:pPr>
+        <w:spacing w:before="0" w:after="0" w:line="240" w:lineRule="auto"/>
+        <w:rPr>
+          <w:sz w:val="28"/>
+          <w:szCs w:val="28"/>
+        </w:rPr>
+      </w:pPr>
+      <w:r>
+        <w:rPr>
+          <w:sz w:val="28"/>
+          <w:szCs w:val="28"/>
+        </w:rPr>
+        <w:t xml:space="preserve">Для анализа тональности текста применяется модель </w:t>
+      </w:r>
+      <w:proofErr w:type="spellStart"/>
+      <w:r>
+        <w:rPr>
           <w:sz w:val="28"/>
           <w:szCs w:val="28"/>
         </w:rPr>
@@ -1411,12 +1058,12 @@
           <w:sz w:val="28"/>
           <w:szCs w:val="28"/>
         </w:rPr>
-        <w:t xml:space="preserve"> — на 60% легче базового BERT и работает в 2 раза быстрее, сохраняя при этом 97% качества классификации. Это критично для обработки в режиме реального времени.</w:t>
-      </w:r>
-    </w:p>
-    <w:p>
-      <w:pPr>
-        <w:spacing w:line="240" w:lineRule="auto"/>
+        <w:t>, которая сочетает хорошее качество классификации и высокую скорость работы, что особенно важно для потоковой обработки данных.</w:t>
+      </w:r>
+    </w:p>
+    <w:p>
+      <w:pPr>
+        <w:spacing w:before="0" w:after="0" w:line="240" w:lineRule="auto"/>
         <w:rPr>
           <w:sz w:val="28"/>
           <w:szCs w:val="28"/>
@@ -1468,115 +1115,138 @@
           <w:sz w:val="28"/>
           <w:szCs w:val="28"/>
         </w:rPr>
-        <w:t xml:space="preserve"> и приём сообщений чата. Все события сохраняются в БД и транслируются в интерфейс в реальном </w:t>
-      </w:r>
+        <w:t xml:space="preserve"> и приём сообщений чата. Все события сохраняются в БД и транслируются в интерфейс в реальном времени. При завершении сессии генерируется итоговый отчёт.</w:t>
+      </w:r>
+    </w:p>
+    <w:p>
+      <w:pPr>
+        <w:spacing w:before="0" w:after="0" w:line="240" w:lineRule="auto"/>
+        <w:rPr>
+          <w:sz w:val="28"/>
+          <w:szCs w:val="28"/>
+        </w:rPr>
+      </w:pPr>
+      <w:r>
+        <w:rPr>
+          <w:b/>
+          <w:bCs/>
+          <w:sz w:val="28"/>
+          <w:szCs w:val="28"/>
+        </w:rPr>
+        <w:t>Слайд 14: Информационное обеспечение</w:t>
+      </w:r>
+      <w:r>
+        <w:rPr>
+          <w:sz w:val="28"/>
+          <w:szCs w:val="28"/>
+        </w:rPr>
+        <w:t xml:space="preserve"> Информационным обеспечением системы выступают обученные модели и конфигурации. Входными данными являются видеопоток с веб-камеры (640×480, 15-30 кадров/с) и аудиопоток с микрофона (16 кГц, моно). Данные обрабатываются в изолированных AI-шлюзах и сохраняются в </w:t>
+      </w:r>
+      <w:proofErr w:type="spellStart"/>
+      <w:r>
+        <w:rPr>
+          <w:sz w:val="28"/>
+          <w:szCs w:val="28"/>
+        </w:rPr>
+        <w:t>PostgreSQL</w:t>
+      </w:r>
+      <w:proofErr w:type="spellEnd"/>
+      <w:r>
+        <w:rPr>
+          <w:sz w:val="28"/>
+          <w:szCs w:val="28"/>
+        </w:rPr>
+        <w:t xml:space="preserve"> с использованием формата JSONB.</w:t>
+      </w:r>
+    </w:p>
+    <w:p>
+      <w:pPr>
+        <w:spacing w:before="0" w:after="0" w:line="240" w:lineRule="auto"/>
+        <w:rPr>
+          <w:sz w:val="28"/>
+          <w:szCs w:val="28"/>
+        </w:rPr>
+      </w:pPr>
+      <w:r>
+        <w:rPr>
+          <w:b/>
+          <w:bCs/>
+          <w:sz w:val="28"/>
+          <w:szCs w:val="28"/>
+        </w:rPr>
+        <w:t>Слайд 15: Модуль анализа лица и эмоций</w:t>
+      </w:r>
+      <w:r>
+        <w:rPr>
+          <w:sz w:val="28"/>
+          <w:szCs w:val="28"/>
+        </w:rPr>
+        <w:t xml:space="preserve"> </w:t>
+      </w:r>
+    </w:p>
+    <w:p>
+      <w:pPr>
+        <w:spacing w:before="0" w:after="0" w:line="240" w:lineRule="auto"/>
+        <w:rPr>
+          <w:sz w:val="28"/>
+          <w:szCs w:val="28"/>
+        </w:rPr>
+      </w:pPr>
+      <w:r>
+        <w:rPr>
+          <w:sz w:val="28"/>
+          <w:szCs w:val="28"/>
+        </w:rPr>
+        <w:t xml:space="preserve">Модуль компьютерного зрения использует MTCNN для детекции лиц и библиотеку </w:t>
+      </w:r>
+      <w:proofErr w:type="spellStart"/>
+      <w:r>
+        <w:rPr>
+          <w:sz w:val="28"/>
+          <w:szCs w:val="28"/>
+        </w:rPr>
+        <w:t>DeepFace</w:t>
+      </w:r>
+      <w:proofErr w:type="spellEnd"/>
+      <w:r>
+        <w:rPr>
+          <w:sz w:val="28"/>
+          <w:szCs w:val="28"/>
+        </w:rPr>
+        <w:t xml:space="preserve"> на базе VGG-Face для классификации эмоциональных состояний.</w:t>
+      </w:r>
+    </w:p>
+    <w:p>
+      <w:pPr>
+        <w:spacing w:before="0" w:after="0" w:line="240" w:lineRule="auto"/>
+        <w:rPr>
+          <w:sz w:val="28"/>
+          <w:szCs w:val="28"/>
+        </w:rPr>
+      </w:pPr>
       <w:r>
         <w:rPr>
           <w:sz w:val="28"/>
           <w:szCs w:val="28"/>
         </w:rPr>
         <w:lastRenderedPageBreak/>
-        <w:t>времени. При завершении сессии генерируется итоговый отчёт.</w:t>
-      </w:r>
-    </w:p>
-    <w:p>
-      <w:pPr>
-        <w:spacing w:line="240" w:lineRule="auto"/>
-        <w:rPr>
-          <w:sz w:val="28"/>
-          <w:szCs w:val="28"/>
-        </w:rPr>
-      </w:pPr>
-      <w:r>
-        <w:rPr>
-          <w:b/>
-          <w:bCs/>
-          <w:sz w:val="28"/>
-          <w:szCs w:val="28"/>
-        </w:rPr>
-        <w:t>Слайд 14: Информационное обеспечение</w:t>
-      </w:r>
-      <w:r>
-        <w:rPr>
-          <w:sz w:val="28"/>
-          <w:szCs w:val="28"/>
-        </w:rPr>
-        <w:t xml:space="preserve"> Информационным обеспечением системы выступают обученные модели и конфигурации. Входными данными являются видеопоток с веб-камеры (640×480, 15-30 кадров/с) и аудиопоток с микрофона (16 кГц, моно). Данные обрабатываются в изолированных AI-шлюзах и сохраняются в </w:t>
-      </w:r>
-      <w:proofErr w:type="spellStart"/>
-      <w:r>
-        <w:rPr>
-          <w:sz w:val="28"/>
-          <w:szCs w:val="28"/>
-        </w:rPr>
-        <w:t>PostgreSQL</w:t>
-      </w:r>
-      <w:proofErr w:type="spellEnd"/>
-      <w:r>
-        <w:rPr>
-          <w:sz w:val="28"/>
-          <w:szCs w:val="28"/>
-        </w:rPr>
-        <w:t xml:space="preserve"> с использованием формата JSONB.</w:t>
-      </w:r>
-    </w:p>
-    <w:p>
-      <w:pPr>
-        <w:spacing w:line="240" w:lineRule="auto"/>
-        <w:rPr>
-          <w:sz w:val="28"/>
-          <w:szCs w:val="28"/>
-        </w:rPr>
-      </w:pPr>
-      <w:r>
-        <w:rPr>
-          <w:b/>
-          <w:bCs/>
-          <w:sz w:val="28"/>
-          <w:szCs w:val="28"/>
-        </w:rPr>
-        <w:t>Слайд 15: Модуль анализа лица и эмоций</w:t>
-      </w:r>
-      <w:r>
-        <w:rPr>
-          <w:sz w:val="28"/>
-          <w:szCs w:val="28"/>
-        </w:rPr>
-        <w:t xml:space="preserve"> Модуль компьютерного зрения использует </w:t>
-      </w:r>
-      <w:r>
-        <w:rPr>
-          <w:b/>
-          <w:bCs/>
-          <w:sz w:val="28"/>
-          <w:szCs w:val="28"/>
-        </w:rPr>
-        <w:t>MTCNN</w:t>
-      </w:r>
-      <w:r>
-        <w:rPr>
-          <w:sz w:val="28"/>
-          <w:szCs w:val="28"/>
-        </w:rPr>
-        <w:t xml:space="preserve"> для детекции лиц и библиотеку </w:t>
-      </w:r>
-      <w:proofErr w:type="spellStart"/>
-      <w:r>
-        <w:rPr>
-          <w:b/>
-          <w:bCs/>
-          <w:sz w:val="28"/>
-          <w:szCs w:val="28"/>
-        </w:rPr>
-        <w:t>DeepFace</w:t>
-      </w:r>
-      <w:proofErr w:type="spellEnd"/>
-      <w:r>
-        <w:rPr>
-          <w:sz w:val="28"/>
-          <w:szCs w:val="28"/>
-        </w:rPr>
-        <w:t xml:space="preserve"> на базе VGG-Face для классификации. Система распознаёт шесть базовых эмоций по модели Пола Экмана: радость, грусть, гнев, страх, удивление и отвращение. Для оптимизации нагрузки на сервер реализован семафор, ограничивающий количество параллельных </w:t>
+        <w:t>Система распознаёт эмоции по классификации Пола Экмана: радость, грусть, гнев, страх, удивление и отвращение.</w:t>
+      </w:r>
+    </w:p>
+    <w:p>
+      <w:pPr>
+        <w:spacing w:before="0" w:after="0" w:line="240" w:lineRule="auto"/>
+        <w:rPr>
+          <w:sz w:val="28"/>
+          <w:szCs w:val="28"/>
+        </w:rPr>
+      </w:pPr>
+      <w:r>
+        <w:rPr>
+          <w:sz w:val="28"/>
+          <w:szCs w:val="28"/>
+        </w:rPr>
+        <w:t xml:space="preserve">Для оптимизации нагрузки на сервер реализован механизм ограничения количества параллельных </w:t>
       </w:r>
       <w:proofErr w:type="spellStart"/>
       <w:r>
@@ -1592,12 +1262,12 @@
           <w:sz w:val="28"/>
           <w:szCs w:val="28"/>
         </w:rPr>
-        <w:t>.</w:t>
-      </w:r>
-    </w:p>
-    <w:p>
-      <w:pPr>
-        <w:spacing w:line="240" w:lineRule="auto"/>
+        <w:t>, что обеспечивает стабильную работу при одновременном анализе нескольких участников.</w:t>
+      </w:r>
+    </w:p>
+    <w:p>
+      <w:pPr>
+        <w:spacing w:before="0" w:after="0" w:line="240" w:lineRule="auto"/>
         <w:rPr>
           <w:sz w:val="28"/>
           <w:szCs w:val="28"/>
@@ -1694,7 +1364,7 @@
     </w:p>
     <w:p>
       <w:pPr>
-        <w:spacing w:line="240" w:lineRule="auto"/>
+        <w:spacing w:before="0" w:after="0" w:line="240" w:lineRule="auto"/>
         <w:rPr>
           <w:sz w:val="28"/>
           <w:szCs w:val="28"/>
@@ -1775,15 +1445,7 @@
           <w:sz w:val="28"/>
           <w:szCs w:val="28"/>
         </w:rPr>
-        <w:t xml:space="preserve">) при формировании </w:t>
-      </w:r>
-      <w:r>
-        <w:rPr>
-          <w:sz w:val="28"/>
-          <w:szCs w:val="28"/>
-        </w:rPr>
-        <w:lastRenderedPageBreak/>
-        <w:t xml:space="preserve">отчёта, сопоставляя то, </w:t>
+        <w:t xml:space="preserve">) при формировании отчёта, сопоставляя то, </w:t>
       </w:r>
       <w:r>
         <w:rPr>
@@ -1820,7 +1482,7 @@
     </w:p>
     <w:p>
       <w:pPr>
-        <w:spacing w:line="240" w:lineRule="auto"/>
+        <w:spacing w:before="0" w:after="0" w:line="240" w:lineRule="auto"/>
         <w:rPr>
           <w:sz w:val="28"/>
           <w:szCs w:val="28"/>
@@ -1856,7 +1518,6 @@
         <w:t xml:space="preserve"> Face </w:t>
       </w:r>
       <w:proofErr w:type="spellStart"/>
-      <w:proofErr w:type="gramStart"/>
       <w:r>
         <w:rPr>
           <w:b/>
@@ -1872,28 +1533,27 @@
           <w:sz w:val="28"/>
           <w:szCs w:val="28"/>
         </w:rPr>
-        <w:t xml:space="preserve"> .</w:t>
-      </w:r>
-      <w:r>
-        <w:rPr>
-          <w:sz w:val="28"/>
-          <w:szCs w:val="28"/>
-        </w:rPr>
-        <w:t>Для</w:t>
-      </w:r>
-      <w:proofErr w:type="gramEnd"/>
-      <w:r>
-        <w:rPr>
-          <w:sz w:val="28"/>
-          <w:szCs w:val="28"/>
-        </w:rPr>
-        <w:t xml:space="preserve"> более глубокого анализа мимики интегрирована модель </w:t>
-      </w:r>
-      <w:proofErr w:type="spellStart"/>
-      <w:r>
-        <w:rPr>
-          <w:b/>
-          <w:bCs/>
+        <w:t xml:space="preserve"> </w:t>
+      </w:r>
+    </w:p>
+    <w:p>
+      <w:pPr>
+        <w:spacing w:before="0" w:after="0" w:line="240" w:lineRule="auto"/>
+        <w:rPr>
+          <w:sz w:val="28"/>
+          <w:szCs w:val="28"/>
+        </w:rPr>
+      </w:pPr>
+      <w:r>
+        <w:rPr>
+          <w:sz w:val="28"/>
+          <w:szCs w:val="28"/>
+        </w:rPr>
+        <w:t xml:space="preserve">Для более детального анализа мимики в систему интегрирована модель </w:t>
+      </w:r>
+      <w:proofErr w:type="spellStart"/>
+      <w:r>
+        <w:rPr>
           <w:sz w:val="28"/>
           <w:szCs w:val="28"/>
         </w:rPr>
@@ -1905,28 +1565,61 @@
           <w:sz w:val="28"/>
           <w:szCs w:val="28"/>
         </w:rPr>
-        <w:t xml:space="preserve">. Она строит сетку из 468 трёхмерных точек на лице. Это позволяет отслеживать не только базовые эмоции, но и </w:t>
-      </w:r>
-      <w:proofErr w:type="spellStart"/>
-      <w:r>
-        <w:rPr>
-          <w:sz w:val="28"/>
-          <w:szCs w:val="28"/>
-        </w:rPr>
-        <w:t>микровыражения</w:t>
-      </w:r>
-      <w:proofErr w:type="spellEnd"/>
-      <w:r>
-        <w:rPr>
-          <w:sz w:val="28"/>
-          <w:szCs w:val="28"/>
-        </w:rPr>
-        <w:t>, активность лицевых мышц и углы поворота головы, что значительно обогащает аналитическую картину.</w:t>
-      </w:r>
-    </w:p>
-    <w:p>
-      <w:pPr>
-        <w:spacing w:line="240" w:lineRule="auto"/>
+        <w:t xml:space="preserve"> Face </w:t>
+      </w:r>
+      <w:proofErr w:type="spellStart"/>
+      <w:r>
+        <w:rPr>
+          <w:sz w:val="28"/>
+          <w:szCs w:val="28"/>
+        </w:rPr>
+        <w:t>Landmarker</w:t>
+      </w:r>
+      <w:proofErr w:type="spellEnd"/>
+      <w:r>
+        <w:rPr>
+          <w:sz w:val="28"/>
+          <w:szCs w:val="28"/>
+        </w:rPr>
+        <w:t>.</w:t>
+      </w:r>
+    </w:p>
+    <w:p>
+      <w:pPr>
+        <w:spacing w:before="0" w:after="0" w:line="240" w:lineRule="auto"/>
+        <w:rPr>
+          <w:sz w:val="28"/>
+          <w:szCs w:val="28"/>
+        </w:rPr>
+      </w:pPr>
+      <w:r>
+        <w:rPr>
+          <w:sz w:val="28"/>
+          <w:szCs w:val="28"/>
+        </w:rPr>
+        <w:t>Она строит сетку из 468 трёхмерных ключевых точек лица, что позволяет отслеживать положение головы, активность отдельных групп лицевых мышц и изменения мимики во времени.</w:t>
+      </w:r>
+    </w:p>
+    <w:p>
+      <w:pPr>
+        <w:spacing w:before="0" w:after="0" w:line="240" w:lineRule="auto"/>
+        <w:rPr>
+          <w:sz w:val="28"/>
+          <w:szCs w:val="28"/>
+        </w:rPr>
+      </w:pPr>
+      <w:r>
+        <w:rPr>
+          <w:sz w:val="28"/>
+          <w:szCs w:val="28"/>
+        </w:rPr>
+        <w:lastRenderedPageBreak/>
+        <w:t>Использование данной модели дополняет базовую классификацию эмоций и позволяет получить более полную картину эмоционального состояния участника.</w:t>
+      </w:r>
+    </w:p>
+    <w:p>
+      <w:pPr>
+        <w:spacing w:before="0" w:after="0" w:line="240" w:lineRule="auto"/>
         <w:rPr>
           <w:sz w:val="28"/>
           <w:szCs w:val="28"/>
@@ -1951,7 +1644,7 @@
     </w:p>
     <w:p>
       <w:pPr>
-        <w:spacing w:line="240" w:lineRule="auto"/>
+        <w:spacing w:before="0" w:after="0" w:line="240" w:lineRule="auto"/>
         <w:rPr>
           <w:sz w:val="28"/>
           <w:szCs w:val="28"/>
@@ -2008,7 +1701,7 @@
     </w:p>
     <w:p>
       <w:pPr>
-        <w:spacing w:line="240" w:lineRule="auto"/>
+        <w:spacing w:before="0" w:after="0" w:line="240" w:lineRule="auto"/>
         <w:rPr>
           <w:sz w:val="28"/>
           <w:szCs w:val="28"/>
